--- a/docu/Memorias/ManualCodigo.docx
+++ b/docu/Memorias/ManualCodigo.docx
@@ -168,7 +168,6 @@
           <w:docPartUnique/>
         </w:docPartObj>
       </w:sdtPr>
-      <w:sdtEndPr/>
       <w:sdtContent>
         <w:p>
           <w:pPr>
@@ -2818,15 +2817,7 @@
         <w:jc w:val="both"/>
       </w:pPr>
       <w:r>
-        <w:t xml:space="preserve">Para la parte visual he utilizado Vue.js 3. Lo elegí porque permite construir la web mediante "componentes" reutilizables, lo que ayuda a que el código esté mucho más organizado. Además, al ser una </w:t>
-      </w:r>
-      <w:proofErr w:type="gramStart"/>
-      <w:r>
-        <w:t>Single</w:t>
-      </w:r>
-      <w:proofErr w:type="gramEnd"/>
-      <w:r>
-        <w:t xml:space="preserve"> Page </w:t>
+        <w:t xml:space="preserve">Para la parte visual he utilizado Vue.js 3. Lo elegí porque permite construir la web mediante "componentes" reutilizables, lo que ayuda a que el código esté mucho más organizado. Además, al ser una Single Page </w:t>
       </w:r>
       <w:proofErr w:type="spellStart"/>
       <w:r>
@@ -2923,6 +2914,16 @@
     </w:p>
     <w:p>
       <w:pPr>
+        <w:jc w:val="both"/>
+      </w:pPr>
+    </w:p>
+    <w:p>
+      <w:pPr>
+        <w:jc w:val="both"/>
+      </w:pPr>
+    </w:p>
+    <w:p>
+      <w:pPr>
         <w:pStyle w:val="Ttulo2"/>
         <w:numPr>
           <w:ilvl w:val="1"/>
@@ -2932,6 +2933,7 @@
       </w:pPr>
       <w:bookmarkStart w:id="6" w:name="_Toc229591348"/>
       <w:r>
+        <w:lastRenderedPageBreak/>
         <w:t>Pagos y emails</w:t>
       </w:r>
       <w:bookmarkEnd w:id="6"/>
@@ -2943,15 +2945,10 @@
     </w:p>
     <w:p>
       <w:pPr>
-        <w:ind w:left="708" w:hanging="708"/>
-        <w:jc w:val="both"/>
-      </w:pPr>
-      <w:r>
-        <w:lastRenderedPageBreak/>
-        <w:t>P</w:t>
-      </w:r>
-      <w:r>
-        <w:t xml:space="preserve">ara los cobros he integrado Stripe. Es la pasarela de pagos líder y me permite procesar tarjetas de forma segura sin que los datos bancarios toquen mi base de datos. Para los correos automáticos (como el envío de recibos), utilizo </w:t>
+        <w:jc w:val="both"/>
+      </w:pPr>
+      <w:r>
+        <w:t xml:space="preserve">Para los cobros he integrado Stripe. Es la pasarela de pagos líder y me permite procesar tarjetas de forma segura sin que los datos bancarios toquen mi base de datos. Para los correos automáticos (como el envío de recibos), utilizo </w:t>
       </w:r>
       <w:proofErr w:type="spellStart"/>
       <w:r>
@@ -3030,6 +3027,9 @@
         <w:jc w:val="center"/>
       </w:pPr>
       <w:r>
+        <w:rPr>
+          <w:noProof/>
+        </w:rPr>
         <w:drawing>
           <wp:inline distT="0" distB="0" distL="0" distR="0" wp14:anchorId="21CA7761" wp14:editId="7668D22C">
             <wp:extent cx="5400040" cy="2869565"/>
@@ -3146,6 +3146,7 @@
       <w:bookmarkStart w:id="10" w:name="_Toc229591351"/>
       <w:proofErr w:type="spellStart"/>
       <w:r>
+        <w:lastRenderedPageBreak/>
         <w:t>p</w:t>
       </w:r>
       <w:r>
@@ -3173,7 +3174,6 @@
         <w:jc w:val="both"/>
       </w:pPr>
       <w:r>
-        <w:lastRenderedPageBreak/>
         <w:t>Es la herramienta visual que uso para administrar la base de datos PostgreSQL. Me ha permitido comprobar que las tablas se creaban correctamente y verificar que los datos de las clientas se guardaban bien tras cada compra.</w:t>
       </w:r>
     </w:p>
@@ -3183,6 +3183,9 @@
         <w:jc w:val="center"/>
       </w:pPr>
       <w:r>
+        <w:rPr>
+          <w:noProof/>
+        </w:rPr>
         <w:drawing>
           <wp:inline distT="0" distB="0" distL="0" distR="0" wp14:anchorId="4FCB2668" wp14:editId="76887B13">
             <wp:extent cx="5400040" cy="4067175"/>
@@ -3370,7 +3373,11 @@
         <w:jc w:val="both"/>
       </w:pPr>
       <w:r>
-        <w:t>main.js: Es el punto de arranque de la aplicación. Aquí es donde inicializo Vue, importo los estilos globales de la tienda y cargo las herramientas necesarias para que la web funcione, montando todo el sistema sobre el archivo HTML principal.</w:t>
+        <w:t xml:space="preserve">main.js: Es el punto de arranque de la aplicación. Aquí es donde inicializo Vue, importo los estilos globales de la tienda y cargo las herramientas </w:t>
+      </w:r>
+      <w:r>
+        <w:lastRenderedPageBreak/>
+        <w:t>necesarias para que la web funcione, montando todo el sistema sobre el archivo HTML principal.</w:t>
       </w:r>
     </w:p>
     <w:p>
@@ -3383,7 +3390,6 @@
       </w:pPr>
       <w:proofErr w:type="spellStart"/>
       <w:r>
-        <w:lastRenderedPageBreak/>
         <w:t>App.vue</w:t>
       </w:r>
       <w:proofErr w:type="spellEnd"/>
@@ -3499,6 +3505,9 @@
         <w:jc w:val="center"/>
       </w:pPr>
       <w:r>
+        <w:rPr>
+          <w:noProof/>
+        </w:rPr>
         <w:lastRenderedPageBreak/>
         <w:drawing>
           <wp:inline distT="0" distB="0" distL="0" distR="0" wp14:anchorId="6EB8E108" wp14:editId="2D19B0CE">
@@ -3664,10 +3673,7 @@
         <w:jc w:val="both"/>
       </w:pPr>
       <w:r>
-        <w:t xml:space="preserve">settings.py: </w:t>
-      </w:r>
-      <w:r>
-        <w:t xml:space="preserve">Es el centro de configuración del servidor. Aquí he definido la conexión a la base de datos PostgreSQL, las llaves secretas de Stripe y los parámetros SMTP para que </w:t>
+        <w:t xml:space="preserve">settings.py: Es el centro de configuración del servidor. Aquí he definido la conexión a la base de datos PostgreSQL, las llaves secretas de Stripe y los parámetros SMTP para que </w:t>
       </w:r>
       <w:proofErr w:type="spellStart"/>
       <w:r>
@@ -3675,10 +3681,7 @@
       </w:r>
       <w:proofErr w:type="spellEnd"/>
       <w:r>
-        <w:t xml:space="preserve"> intercepte los correos de prueba</w:t>
-      </w:r>
-      <w:r>
-        <w:t>.</w:t>
+        <w:t xml:space="preserve"> intercepte los correos de prueba.</w:t>
       </w:r>
     </w:p>
     <w:p>
@@ -3691,13 +3694,7 @@
       </w:pPr>
       <w:r>
         <w:lastRenderedPageBreak/>
-        <w:t xml:space="preserve">urls.py: </w:t>
-      </w:r>
-      <w:r>
-        <w:t>Actúa como el enrutador principal. Se encarga de dirigir todas las peticiones que llegan desde la web hacia la lógica de la tienda y permite que las imágenes del taller se sirvan correctamente</w:t>
-      </w:r>
-      <w:r>
-        <w:t>.</w:t>
+        <w:t>urls.py: Actúa como el enrutador principal. Se encarga de dirigir todas las peticiones que llegan desde la web hacia la lógica de la tienda y permite que las imágenes del taller se sirvan correctamente.</w:t>
       </w:r>
     </w:p>
     <w:p>
@@ -3721,10 +3718,7 @@
         <w:jc w:val="both"/>
       </w:pPr>
       <w:r>
-        <w:t xml:space="preserve">Admin.py: </w:t>
-      </w:r>
-      <w:r>
-        <w:t>En este archivo registro los modelos para tener acceso al panel interno de Django. Es mi "puerta trasera" para gestionar los datos rápidamente si hace falta, independientemente del panel de Vue.</w:t>
+        <w:t>Admin.py: En este archivo registro los modelos para tener acceso al panel interno de Django. Es mi "puerta trasera" para gestionar los datos rápidamente si hace falta, independientemente del panel de Vue.</w:t>
       </w:r>
     </w:p>
     <w:p>
@@ -3736,19 +3730,7 @@
         <w:jc w:val="both"/>
       </w:pPr>
       <w:r>
-        <w:t xml:space="preserve">Models.py: </w:t>
-      </w:r>
-      <w:r>
-        <w:t xml:space="preserve">Es el corazón de los datos. Aquí he diseñado las tablas (Productos, Tejidos, Pedidos y Encargos) y cómo se </w:t>
-      </w:r>
-      <w:r>
-        <w:t>relacionan</w:t>
-      </w:r>
-      <w:r>
-        <w:t xml:space="preserve"> entre ellas mediante claves foráneas para que no haya errores</w:t>
-      </w:r>
-      <w:r>
-        <w:t>.</w:t>
+        <w:t>Models.py: Es el corazón de los datos. Aquí he diseñado las tablas (Productos, Tejidos, Pedidos y Encargos) y cómo se relacionan entre ellas mediante claves foráneas para que no haya errores.</w:t>
       </w:r>
     </w:p>
     <w:p>
@@ -3788,10 +3770,7 @@
       </w:r>
       <w:proofErr w:type="spellEnd"/>
       <w:r>
-        <w:t xml:space="preserve"> de Vue entiende</w:t>
-      </w:r>
-      <w:r>
-        <w:t>.</w:t>
+        <w:t xml:space="preserve"> de Vue entiende.</w:t>
       </w:r>
     </w:p>
     <w:p>
@@ -3811,6 +3790,9 @@
         <w:jc w:val="center"/>
       </w:pPr>
       <w:r>
+        <w:rPr>
+          <w:noProof/>
+        </w:rPr>
         <w:drawing>
           <wp:inline distT="0" distB="0" distL="0" distR="0" wp14:anchorId="0EAC1148" wp14:editId="7A1FB57E">
             <wp:extent cx="3381847" cy="4610743"/>
@@ -3987,7 +3969,10 @@
       </w:pPr>
       <w:r>
         <w:lastRenderedPageBreak/>
-        <w:t>Tejido: Guarda el muestrario de telas que mi prima tiene disponibles en el taller.</w:t>
+        <w:t xml:space="preserve">Tejido: Guarda el muestrario de telas que </w:t>
+      </w:r>
+      <w:r>
+        <w:t>hay en stock dentro del taller.</w:t>
       </w:r>
     </w:p>
     <w:p>
@@ -4020,6 +4005,9 @@
         <w:jc w:val="center"/>
       </w:pPr>
       <w:r>
+        <w:rPr>
+          <w:noProof/>
+        </w:rPr>
         <w:drawing>
           <wp:inline distT="0" distB="0" distL="0" distR="0" wp14:anchorId="3DBB303E" wp14:editId="224D5743">
             <wp:extent cx="5400040" cy="3706495"/>
@@ -4195,6 +4183,9 @@
         <w:jc w:val="center"/>
       </w:pPr>
       <w:r>
+        <w:rPr>
+          <w:noProof/>
+        </w:rPr>
         <w:lastRenderedPageBreak/>
         <w:drawing>
           <wp:inline distT="0" distB="0" distL="0" distR="0" wp14:anchorId="2C848843" wp14:editId="736C2FB4">
@@ -4327,6 +4318,9 @@
         <w:jc w:val="center"/>
       </w:pPr>
       <w:r>
+        <w:rPr>
+          <w:noProof/>
+        </w:rPr>
         <w:lastRenderedPageBreak/>
         <w:drawing>
           <wp:inline distT="0" distB="0" distL="0" distR="0" wp14:anchorId="73999134" wp14:editId="6693A491">
@@ -4466,7 +4460,13 @@
       </w:r>
       <w:proofErr w:type="spellEnd"/>
       <w:r>
-        <w:t>) en Django. Esto bloquea cualquier intento de realizar un pedido personalizado si falta alguno de estos elementos. De esta forma, me aseguro de que mi prima recibe exactamente lo que necesita para ponerse a coser, sin pedidos fantasma ni datos a medias en la base de datos.</w:t>
+        <w:t xml:space="preserve">) en Django. Esto bloquea cualquier intento de realizar un pedido personalizado si falta alguno de estos elementos. De esta forma, me aseguro de que </w:t>
+      </w:r>
+      <w:r>
+        <w:t xml:space="preserve">el administrador </w:t>
+      </w:r>
+      <w:r>
+        <w:t>recibe exactamente lo que necesita para ponerse a coser, sin pedidos fantasma ni datos a medias en la base de datos.</w:t>
       </w:r>
     </w:p>
     <w:p>
@@ -4475,6 +4475,9 @@
         <w:jc w:val="center"/>
       </w:pPr>
       <w:r>
+        <w:rPr>
+          <w:noProof/>
+        </w:rPr>
         <w:lastRenderedPageBreak/>
         <w:drawing>
           <wp:inline distT="0" distB="0" distL="0" distR="0" wp14:anchorId="364B1511" wp14:editId="77BDBE8F">
@@ -4622,6 +4625,9 @@
         <w:jc w:val="center"/>
       </w:pPr>
       <w:r>
+        <w:rPr>
+          <w:noProof/>
+        </w:rPr>
         <w:drawing>
           <wp:inline distT="0" distB="0" distL="0" distR="0" wp14:anchorId="2BC5C8C2" wp14:editId="63115C8D">
             <wp:extent cx="5400040" cy="1882140"/>
@@ -4780,6 +4786,9 @@
         <w:jc w:val="center"/>
       </w:pPr>
       <w:r>
+        <w:rPr>
+          <w:noProof/>
+        </w:rPr>
         <w:drawing>
           <wp:inline distT="0" distB="0" distL="0" distR="0" wp14:anchorId="7C243A28" wp14:editId="75E8CF4D">
             <wp:extent cx="5400040" cy="4415790"/>
